--- a/Backend/Director_Disclosure/Output_Disclosures/2024-25/TOTALENERGIES_GAS___POWER_PROJECTS_INDIA_PRIVATE_LIMITED/DIR-8/DIR8_SANGKARAN_A_RATNAM_10333311.docx
+++ b/Backend/Director_Disclosure/Output_Disclosures/2024-25/TOTALENERGIES_GAS___POWER_PROJECTS_INDIA_PRIVATE_LIMITED/DIR-8/DIR8_SANGKARAN_A_RATNAM_10333311.docx
@@ -189,7 +189,7 @@
           <w:b w:val="0"/>
           <w:sz w:val="23"/>
         </w:rPr>
-        <w:t>I, SANGKARAN A RATNAM, son/daughter of Mr. {{FATHER_NAME}}, resident of 405, Bukit Rasah,</w:t>
+        <w:t>I, SANGKARAN A RATNAM, son/daughter of Mr. Armugum Ratnam (deceased), resident of 405, Bukit Rasah,</w:t>
         <w:br/>
         <w:t>Rahang Police Station, Seremban-70300, Negeri Sembilan, Malaysia, India hereby give notice that I am/was a Director in the following companies during the last three years:-</w:t>
       </w:r>
@@ -342,7 +342,7 @@
                 <w:b w:val="0"/>
                 <w:sz w:val="23"/>
               </w:rPr>
-              <w:t>TOTALENERGIES RENEWABLES OA PROJECTS INDIA 1 PRIVATE LIMITED</w:t>
+              <w:t>TSSDG INDIA PRIVATE LIMITED</w:t>
             </w:r>
           </w:p>
         </w:tc>
@@ -412,7 +412,7 @@
                 <w:b w:val="0"/>
                 <w:sz w:val="23"/>
               </w:rPr>
-              <w:t>TSSDG INDIA PRIVATE LIMITED</w:t>
+              <w:t>TOTALENERGIES RENEWABLES OA PROJECTS INDIA 1 PRIVATE LIMITED</w:t>
             </w:r>
           </w:p>
         </w:tc>
@@ -1107,7 +1107,7 @@
           <w:b w:val="0"/>
           <w:sz w:val="23"/>
         </w:rPr>
-        <w:t xml:space="preserve">Date: 07th May, 2026</w:t>
+        <w:t xml:space="preserve">Date: 15th May, 2026</w:t>
         <w:tab/>
       </w:r>
     </w:p>

--- a/Backend/Director_Disclosure/Output_Disclosures/2024-25/TOTALENERGIES_GAS___POWER_PROJECTS_INDIA_PRIVATE_LIMITED/DIR-8/DIR8_SANGKARAN_A_RATNAM_10333311.docx
+++ b/Backend/Director_Disclosure/Output_Disclosures/2024-25/TOTALENERGIES_GAS___POWER_PROJECTS_INDIA_PRIVATE_LIMITED/DIR-8/DIR8_SANGKARAN_A_RATNAM_10333311.docx
@@ -412,7 +412,7 @@
                 <w:b w:val="0"/>
                 <w:sz w:val="23"/>
               </w:rPr>
-              <w:t>TOTALENERGIES RENEWABLES OA PROJECTS INDIA 1 PRIVATE LIMITED</w:t>
+              <w:t>TOTALENERGIES ENEOS RENEWABLES INDIA PROJECTS PRIVATE LIMITED</w:t>
             </w:r>
           </w:p>
         </w:tc>
@@ -482,7 +482,7 @@
                 <w:b w:val="0"/>
                 <w:sz w:val="23"/>
               </w:rPr>
-              <w:t>TOTALENERGIES ENEOS RENEWABLES INDIA PROJECTS PRIVATE LIMITED</w:t>
+              <w:t>TOTALENERGIES RENEWABLES OA PROJECTS INDIA 1 PRIVATE LIMITED</w:t>
             </w:r>
           </w:p>
         </w:tc>
@@ -571,7 +571,7 @@
                 <w:b w:val="0"/>
                 <w:sz w:val="23"/>
               </w:rPr>
-              <w:t>26/09/2024</w:t>
+              <w:t>28/08/2025</w:t>
             </w:r>
           </w:p>
         </w:tc>
@@ -762,6 +762,76 @@
                 <w:b w:val="0"/>
                 <w:sz w:val="23"/>
               </w:rPr>
+              <w:t>INDIANOIL - ADANI GAS PRIVATE LIMITED</w:t>
+            </w:r>
+          </w:p>
+        </w:tc>
+        <w:tc>
+          <w:tcPr>
+            <w:tcW w:type="dxa" w:w="2610"/>
+          </w:tcPr>
+          <w:p>
+            <w:pPr>
+              <w:spacing w:after="0"/>
+              <w:jc w:val="center"/>
+            </w:pPr>
+            <w:r>
+              <w:rPr>
+                <w:rFonts w:ascii="Adani" w:hAnsi="Adani" w:eastAsia="Adani" w:cs="Adani"/>
+                <w:b w:val="0"/>
+                <w:sz w:val="23"/>
+              </w:rPr>
+              <w:t>20/06/2024</w:t>
+            </w:r>
+          </w:p>
+        </w:tc>
+        <w:tc>
+          <w:tcPr>
+            <w:tcW w:type="dxa" w:w="2250"/>
+          </w:tcPr>
+          <w:p>
+            <w:pPr>
+              <w:spacing w:after="0"/>
+              <w:jc w:val="center"/>
+            </w:pPr>
+          </w:p>
+        </w:tc>
+      </w:tr>
+      <w:tr>
+        <w:tc>
+          <w:tcPr>
+            <w:tcW w:type="dxa" w:w="636"/>
+          </w:tcPr>
+          <w:p>
+            <w:pPr>
+              <w:spacing w:after="0"/>
+              <w:ind w:left="360"/>
+            </w:pPr>
+            <w:r>
+              <w:rPr>
+                <w:rFonts w:ascii="Adani" w:hAnsi="Adani" w:eastAsia="Adani" w:cs="Adani"/>
+                <w:b w:val="0"/>
+                <w:sz w:val="23"/>
+              </w:rPr>
+              <w:t>8</w:t>
+            </w:r>
+          </w:p>
+        </w:tc>
+        <w:tc>
+          <w:tcPr>
+            <w:tcW w:type="dxa" w:w="3864"/>
+          </w:tcPr>
+          <w:p>
+            <w:pPr>
+              <w:spacing w:after="0"/>
+              <w:jc w:val="both"/>
+            </w:pPr>
+            <w:r>
+              <w:rPr>
+                <w:rFonts w:ascii="Adani" w:hAnsi="Adani" w:eastAsia="Adani" w:cs="Adani"/>
+                <w:b w:val="0"/>
+                <w:sz w:val="23"/>
+              </w:rPr>
               <w:t>ADANI TOTAL PRIVATE LIMITED</w:t>
             </w:r>
           </w:p>
@@ -813,7 +883,7 @@
                 <w:b w:val="0"/>
                 <w:sz w:val="23"/>
               </w:rPr>
-              <w:t>8</w:t>
+              <w:t>9</w:t>
             </w:r>
           </w:p>
         </w:tc>
@@ -852,76 +922,6 @@
                 <w:sz w:val="23"/>
               </w:rPr>
               <w:t>11/12/2023</w:t>
-            </w:r>
-          </w:p>
-        </w:tc>
-        <w:tc>
-          <w:tcPr>
-            <w:tcW w:type="dxa" w:w="2250"/>
-          </w:tcPr>
-          <w:p>
-            <w:pPr>
-              <w:spacing w:after="0"/>
-              <w:jc w:val="center"/>
-            </w:pPr>
-          </w:p>
-        </w:tc>
-      </w:tr>
-      <w:tr>
-        <w:tc>
-          <w:tcPr>
-            <w:tcW w:type="dxa" w:w="636"/>
-          </w:tcPr>
-          <w:p>
-            <w:pPr>
-              <w:spacing w:after="0"/>
-              <w:ind w:left="360"/>
-            </w:pPr>
-            <w:r>
-              <w:rPr>
-                <w:rFonts w:ascii="Adani" w:hAnsi="Adani" w:eastAsia="Adani" w:cs="Adani"/>
-                <w:b w:val="0"/>
-                <w:sz w:val="23"/>
-              </w:rPr>
-              <w:t>9</w:t>
-            </w:r>
-          </w:p>
-        </w:tc>
-        <w:tc>
-          <w:tcPr>
-            <w:tcW w:type="dxa" w:w="3864"/>
-          </w:tcPr>
-          <w:p>
-            <w:pPr>
-              <w:spacing w:after="0"/>
-              <w:jc w:val="both"/>
-            </w:pPr>
-            <w:r>
-              <w:rPr>
-                <w:rFonts w:ascii="Adani" w:hAnsi="Adani" w:eastAsia="Adani" w:cs="Adani"/>
-                <w:b w:val="0"/>
-                <w:sz w:val="23"/>
-              </w:rPr>
-              <w:t>INDIANOIL - ADANI GAS PRIVATE LIMITED</w:t>
-            </w:r>
-          </w:p>
-        </w:tc>
-        <w:tc>
-          <w:tcPr>
-            <w:tcW w:type="dxa" w:w="2610"/>
-          </w:tcPr>
-          <w:p>
-            <w:pPr>
-              <w:spacing w:after="0"/>
-              <w:jc w:val="center"/>
-            </w:pPr>
-            <w:r>
-              <w:rPr>
-                <w:rFonts w:ascii="Adani" w:hAnsi="Adani" w:eastAsia="Adani" w:cs="Adani"/>
-                <w:b w:val="0"/>
-                <w:sz w:val="23"/>
-              </w:rPr>
-              <w:t>25/10/2023</w:t>
             </w:r>
           </w:p>
         </w:tc>
@@ -1107,7 +1107,7 @@
           <w:b w:val="0"/>
           <w:sz w:val="23"/>
         </w:rPr>
-        <w:t xml:space="preserve">Date: 15th May, 2026</w:t>
+        <w:t xml:space="preserve">Date: 08th June, 2026</w:t>
         <w:tab/>
       </w:r>
     </w:p>
